--- a/server/src/Factum.Backend/Templates/plantilla_informe_v6.docx
+++ b/server/src/Factum.Backend/Templates/plantilla_informe_v6.docx
@@ -547,7 +547,7 @@
         <w:rPr>
           <w:rFonts w:ascii="Arial" w:hAnsi="Arial" w:eastAsia="Arial" w:cs="Arial"/>
           <w:kern w:val="0"/>
-          <w:lang w:val="en-US"/>
+          <w:lang w:val="es-AR"/>
           <w14:ligatures w14:val="none"/>
         </w:rPr>
       </w:pPr>
@@ -1486,7 +1486,7 @@
         <w:rPr>
           <w:rFonts w:ascii="Arial" w:hAnsi="Arial" w:eastAsia="Arial" w:cs="Arial"/>
           <w:kern w:val="0"/>
-          <w:lang w:val="en-US"/>
+          <w:lang w:val="es-AR"/>
           <w14:ligatures w14:val="none"/>
         </w:rPr>
       </w:pPr>
@@ -1961,7 +1961,7 @@
         <w:rPr>
           <w:rFonts w:ascii="Arial" w:hAnsi="Arial" w:eastAsia="Arial" w:cs="Arial"/>
         </w:rPr>
-        <w:t xml:space="preserve">, siendo horas </w:t>
+        <w:t xml:space="preserve">, siendo las </w:t>
       </w:r>
       <w:r>
         <w:rPr>
@@ -1973,7 +1973,7 @@
         <w:rPr>
           <w:rFonts w:ascii="Arial" w:hAnsi="Arial" w:eastAsia="Arial" w:cs="Arial"/>
         </w:rPr>
-        <w:t xml:space="preserve">, se procedió a la inspección técnica del dispositivo:</w:t>
+        <w:t xml:space="preserve"> horas, se procedió a la inspección técnica del dispositivo:</w:t>
       </w:r>
     </w:p>
     <w:tbl>
@@ -2393,7 +2393,7 @@
         <w:jc w:val="center"/>
         <w:rPr>
           <w:rFonts w:hint="default"/>
-          <w:lang w:val="en-US"/>
+          <w:lang w:val="es-AR"/>
         </w:rPr>
       </w:pPr>
       <w:r>
@@ -2499,7 +2499,7 @@
         <w:rPr>
           <w:rFonts w:ascii="Arial" w:hAnsi="Arial" w:eastAsia="Arial" w:cs="Arial"/>
           <w:kern w:val="0"/>
-          <w:lang w:val="en-US"/>
+          <w:lang w:val="es-AR"/>
           <w14:ligatures w14:val="none"/>
         </w:rPr>
       </w:pPr>
@@ -2605,7 +2605,7 @@
         <w:rPr>
           <w:rFonts w:ascii="Arial" w:hAnsi="Arial" w:eastAsia="Arial" w:cs="Arial"/>
           <w:kern w:val="0"/>
-          <w:lang w:val="en-US"/>
+          <w:lang w:val="es-AR"/>
           <w14:ligatures w14:val="none"/>
         </w:rPr>
       </w:pPr>
@@ -2626,7 +2626,7 @@
         <w:rPr>
           <w:rFonts w:ascii="Arial" w:hAnsi="Arial" w:eastAsia="Arial" w:cs="Arial"/>
           <w:kern w:val="0"/>
-          <w:lang w:val="en-US"/>
+          <w:lang w:val="es-AR"/>
           <w14:ligatures w14:val="none"/>
         </w:rPr>
       </w:pPr>
@@ -2949,7 +2949,7 @@
         <w:rPr>
           <w:rFonts w:ascii="Arial" w:hAnsi="Arial" w:eastAsia="Arial" w:cs="Arial"/>
           <w:kern w:val="0"/>
-          <w:lang w:val="en-US"/>
+          <w:lang w:val="es-AR"/>
           <w14:ligatures w14:val="none"/>
         </w:rPr>
       </w:pPr>
@@ -2969,7 +2969,7 @@
           <w:b/>
           <w:bCs/>
           <w:kern w:val="0"/>
-          <w:lang w:val="en-US"/>
+          <w:lang w:val="es-AR"/>
           <w14:ligatures w14:val="none"/>
         </w:rPr>
         <w:t>:</w:t>
@@ -2978,7 +2978,7 @@
         <w:rPr>
           <w:rFonts w:ascii="Arial" w:hAnsi="Arial" w:eastAsia="Arial" w:cs="Arial"/>
           <w:kern w:val="0"/>
-          <w:lang w:val="en-US"/>
+          <w:lang w:val="es-AR"/>
           <w14:ligatures w14:val="none"/>
         </w:rPr>
         <w:t xml:space="preserve"> </w:t>
@@ -2995,7 +2995,7 @@
         <w:rPr>
           <w:rFonts w:ascii="Arial" w:hAnsi="Arial" w:eastAsia="Arial" w:cs="Arial"/>
           <w:kern w:val="0"/>
-          <w:lang w:val="en-US"/>
+          <w:lang w:val="es-AR"/>
           <w14:ligatures w14:val="none"/>
         </w:rPr>
         <w:t xml:space="preserve"> </w:t>
@@ -3012,7 +3012,7 @@
         <w:rPr>
           <w:rFonts w:ascii="Arial" w:hAnsi="Arial" w:eastAsia="Arial" w:cs="Arial"/>
           <w:kern w:val="0"/>
-          <w:lang w:val="en-US"/>
+          <w:lang w:val="es-AR"/>
           <w14:ligatures w14:val="none"/>
         </w:rPr>
         <w:t xml:space="preserve"> hash</w:t>
@@ -3029,7 +3029,7 @@
         <w:rPr>
           <w:rFonts w:ascii="Arial" w:hAnsi="Arial" w:eastAsia="Arial" w:cs="Arial"/>
           <w:kern w:val="0"/>
-          <w:lang w:val="en-US"/>
+          <w:lang w:val="es-AR"/>
           <w14:ligatures w14:val="none"/>
         </w:rPr>
       </w:pPr>
@@ -3049,7 +3049,7 @@
           <w:b/>
           <w:bCs/>
           <w:kern w:val="0"/>
-          <w:lang w:val="en-US"/>
+          <w:lang w:val="es-AR"/>
           <w14:ligatures w14:val="none"/>
         </w:rPr>
         <w:t>:</w:t>
@@ -3058,7 +3058,7 @@
         <w:rPr>
           <w:rFonts w:ascii="Arial" w:hAnsi="Arial" w:eastAsia="Arial" w:cs="Arial"/>
           <w:kern w:val="0"/>
-          <w:lang w:val="en-US"/>
+          <w:lang w:val="es-AR"/>
           <w14:ligatures w14:val="none"/>
         </w:rPr>
         <w:t xml:space="preserve"> </w:t>
@@ -3075,7 +3075,7 @@
         <w:rPr>
           <w:rFonts w:ascii="Arial" w:hAnsi="Arial" w:eastAsia="Arial" w:cs="Arial"/>
           <w:kern w:val="0"/>
-          <w:lang w:val="en-US"/>
+          <w:lang w:val="es-AR"/>
           <w14:ligatures w14:val="none"/>
         </w:rPr>
         <w:t xml:space="preserve"> </w:t>
@@ -3092,7 +3092,7 @@
         <w:rPr>
           <w:rFonts w:ascii="Arial" w:hAnsi="Arial" w:eastAsia="Arial" w:cs="Arial"/>
           <w:kern w:val="0"/>
-          <w:lang w:val="en-US"/>
+          <w:lang w:val="es-AR"/>
           <w14:ligatures w14:val="none"/>
         </w:rPr>
         <w:t xml:space="preserve"> e </w:t>
@@ -3153,10 +3153,12 @@
     <w:p>
       <w:pPr>
         <w:spacing w:after="0" w:line="360" w:lineRule="auto"/>
+        <w:ind w:firstLine="2268"/>
         <w:jc w:val="both"/>
         <w:rPr>
           <w:rFonts w:ascii="Arial" w:hAnsi="Arial" w:eastAsia="Arial" w:cs="Arial"/>
           <w:kern w:val="0"/>
+          <w:lang w:val="es-AR"/>
           <w14:ligatures w14:val="none"/>
         </w:rPr>
       </w:pPr>
@@ -3264,46 +3266,7 @@
         <w:rPr>
           <w:rFonts w:ascii="Arial" w:hAnsi="Arial" w:eastAsia="Arial" w:cs="Arial"/>
           <w:kern w:val="0"/>
-          <w:lang w:val="en-US"/>
-          <w14:ligatures w14:val="none"/>
-        </w:rPr>
-      </w:pPr>
-      <w:r>
-        <w:rPr>
-          <w:rFonts w:ascii="Arial" w:hAnsi="Arial" w:eastAsia="Arial" w:cs="Arial"/>
-          <w:kern w:val="0"/>
-          <w:lang w:val="en-US"/>
-          <w14:ligatures w14:val="none"/>
-        </w:rPr>
-        <w:t xml:space="preserve">Se </w:t>
-      </w:r>
-      <w:r>
-        <w:rPr>
-          <w:rFonts w:ascii="Arial" w:hAnsi="Arial" w:eastAsia="Arial" w:cs="Arial"/>
-          <w:kern w:val="0"/>
-          <w14:ligatures w14:val="none"/>
-        </w:rPr>
-        <w:t>constató</w:t>
-      </w:r>
-      <w:r>
-        <w:rPr>
-          <w:rFonts w:ascii="Arial" w:hAnsi="Arial" w:eastAsia="Arial" w:cs="Arial"/>
-          <w:kern w:val="0"/>
-          <w:lang w:val="en-US"/>
-          <w14:ligatures w14:val="none"/>
-        </w:rPr>
-        <w:t>:</w:t>
-      </w:r>
-    </w:p>
-    <w:p>
-      <w:pPr>
-        <w:spacing w:after="0" w:line="360" w:lineRule="auto"/>
-        <w:ind w:firstLine="2268"/>
-        <w:jc w:val="both"/>
-        <w:rPr>
-          <w:rFonts w:ascii="Arial" w:hAnsi="Arial" w:eastAsia="Arial" w:cs="Arial"/>
-          <w:kern w:val="0"/>
-          <w:lang w:val="en-US"/>
+          <w:lang w:val="es-AR"/>
           <w14:ligatures w14:val="none"/>
         </w:rPr>
       </w:pPr>
@@ -3389,7 +3352,7 @@
         <w:rPr>
           <w:rFonts w:ascii="Arial" w:hAnsi="Arial" w:eastAsia="Arial" w:cs="Arial"/>
           <w:kern w:val="0"/>
-          <w:lang w:val="en-US"/>
+          <w:lang w:val="es-AR"/>
           <w14:ligatures w14:val="none"/>
         </w:rPr>
       </w:pPr>
@@ -3473,7 +3436,7 @@
         <w:rPr>
           <w:rFonts w:ascii="Arial" w:hAnsi="Arial" w:eastAsia="Arial" w:cs="Arial"/>
           <w:kern w:val="0"/>
-          <w:lang w:val="en-US"/>
+          <w:lang w:val="es-AR"/>
           <w14:ligatures w14:val="none"/>
         </w:rPr>
       </w:pPr>
@@ -3566,11 +3529,13 @@
     <w:p>
       <w:pPr>
         <w:spacing w:after="0" w:line="360" w:lineRule="auto"/>
-        <w:ind w:left="360"/>
+        <w:ind w:firstLine="2268"/>
         <w:jc w:val="both"/>
         <w:rPr>
           <w:rFonts w:ascii="Arial" w:hAnsi="Arial" w:eastAsia="Arial" w:cs="Arial"/>
-          <w:lang w:val="en-US"/>
+          <w:kern w:val="0"/>
+          <w:lang w:val="es-AR"/>
+          <w14:ligatures w14:val="none"/>
         </w:rPr>
       </w:pPr>
       <w:r>
@@ -3676,10 +3641,13 @@
     <w:p>
       <w:pPr>
         <w:spacing w:after="0" w:line="360" w:lineRule="auto"/>
+        <w:ind w:firstLine="2268"/>
         <w:jc w:val="both"/>
         <w:rPr>
           <w:rFonts w:ascii="Arial" w:hAnsi="Arial" w:eastAsia="Arial" w:cs="Arial"/>
-          <w:lang w:val="en-US"/>
+          <w:kern w:val="0"/>
+          <w:lang w:val="es-AR"/>
+          <w14:ligatures w14:val="none"/>
         </w:rPr>
       </w:pPr>
       <w:r>
@@ -3716,6 +3684,8 @@
     </w:p>
     <w:p>
       <w:pPr>
+        <w:keepNext/>
+        <w:keepLines/>
         <w:spacing w:after="0" w:line="360" w:lineRule="auto"/>
         <w:jc w:val="both"/>
         <w:rPr>
@@ -3747,6 +3717,7 @@
     </w:p>
     <w:p>
       <w:pPr>
+        <w:keepNext/>
         <w:spacing w:after="0" w:line="360" w:lineRule="auto"/>
         <w:ind w:left="720"/>
         <w:jc w:val="both"/>
@@ -3757,12 +3728,14 @@
     </w:p>
     <w:p>
       <w:pPr>
+        <w:keepNext/>
         <w:spacing w:after="0" w:line="360" w:lineRule="auto"/>
         <w:jc w:val="both"/>
       </w:pPr>
     </w:p>
     <w:p>
       <w:pPr>
+        <w:keepNext/>
         <w:spacing w:before="720" w:after="0" w:line="360" w:lineRule="auto"/>
         <w:jc w:val="center"/>
         <w:rPr>
@@ -3778,6 +3751,8 @@
     </w:p>
     <w:p>
       <w:pPr>
+        <w:keepNext/>
+        <w:keepLines/>
         <w:spacing w:after="0" w:line="360" w:lineRule="auto"/>
         <w:jc w:val="center"/>
         <w:rPr>
@@ -3795,6 +3770,8 @@
     </w:p>
     <w:p>
       <w:pPr>
+        <w:keepNext/>
+        <w:keepLines/>
         <w:spacing w:after="0" w:line="360" w:lineRule="auto"/>
         <w:jc w:val="center"/>
         <w:rPr>
@@ -3822,6 +3799,8 @@
     </w:p>
     <w:p>
       <w:pPr>
+        <w:keepNext/>
+        <w:keepLines/>
         <w:spacing w:after="0" w:line="360" w:lineRule="auto"/>
         <w:jc w:val="center"/>
         <w:rPr>
@@ -3837,6 +3816,7 @@
     </w:p>
     <w:p>
       <w:pPr>
+        <w:keepNext/>
         <w:pBdr>
           <w:top w:val="single" w:sz="18" w:space="0" w:color="2F6F12"/>
         </w:pBdr>
@@ -5267,6 +5247,7 @@
         <w:color w:val="3D444C"/>
         <w:sz w:val="22"/>
         <w:szCs w:val="22"/>
+        <w:lang w:val="es-AR" w:eastAsia="en-US" w:bidi="ar-SA"/>
       </w:rPr>
     </w:rPrDefault>
     <w:pPrDefault/>
@@ -5428,8 +5409,8 @@
   </w:latentStyles>
   <w:style w:type="paragraph" w:default="1" w:styleId="1">
     <w:name w:val="Normal"/>
+    <w:uiPriority w:val="0"/>
     <w:qFormat/>
-    <w:uiPriority w:val="0"/>
     <w:pPr>
       <w:spacing w:after="160" w:line="278" w:lineRule="auto"/>
     </w:pPr>
@@ -5448,8 +5429,8 @@
     <w:basedOn w:val="1"/>
     <w:next w:val="1"/>
     <w:link w:val="18"/>
+    <w:uiPriority w:val="9"/>
     <w:qFormat/>
-    <w:uiPriority w:val="9"/>
     <w:pPr>
       <w:keepNext/>
       <w:keepLines/>
@@ -5468,10 +5449,10 @@
     <w:basedOn w:val="1"/>
     <w:next w:val="1"/>
     <w:link w:val="19"/>
+    <w:uiPriority w:val="9"/>
     <w:semiHidden/>
     <w:unhideWhenUsed/>
     <w:qFormat/>
-    <w:uiPriority w:val="9"/>
     <w:pPr>
       <w:keepNext/>
       <w:keepLines/>
@@ -5490,10 +5471,10 @@
     <w:basedOn w:val="1"/>
     <w:next w:val="1"/>
     <w:link w:val="20"/>
+    <w:uiPriority w:val="9"/>
     <w:semiHidden/>
     <w:unhideWhenUsed/>
     <w:qFormat/>
-    <w:uiPriority w:val="9"/>
     <w:pPr>
       <w:keepNext/>
       <w:keepLines/>
@@ -5512,10 +5493,10 @@
     <w:basedOn w:val="1"/>
     <w:next w:val="1"/>
     <w:link w:val="21"/>
+    <w:uiPriority w:val="9"/>
     <w:semiHidden/>
     <w:unhideWhenUsed/>
     <w:qFormat/>
-    <w:uiPriority w:val="9"/>
     <w:pPr>
       <w:keepNext/>
       <w:keepLines/>
@@ -5534,10 +5515,10 @@
     <w:basedOn w:val="1"/>
     <w:next w:val="1"/>
     <w:link w:val="22"/>
+    <w:uiPriority w:val="9"/>
     <w:semiHidden/>
     <w:unhideWhenUsed/>
     <w:qFormat/>
-    <w:uiPriority w:val="9"/>
     <w:pPr>
       <w:keepNext/>
       <w:keepLines/>
@@ -5554,10 +5535,10 @@
     <w:basedOn w:val="1"/>
     <w:next w:val="1"/>
     <w:link w:val="23"/>
+    <w:uiPriority w:val="9"/>
     <w:semiHidden/>
     <w:unhideWhenUsed/>
     <w:qFormat/>
-    <w:uiPriority w:val="9"/>
     <w:pPr>
       <w:keepNext/>
       <w:keepLines/>
@@ -5584,10 +5565,10 @@
     <w:basedOn w:val="1"/>
     <w:next w:val="1"/>
     <w:link w:val="24"/>
+    <w:uiPriority w:val="9"/>
     <w:semiHidden/>
     <w:unhideWhenUsed/>
     <w:qFormat/>
-    <w:uiPriority w:val="9"/>
     <w:pPr>
       <w:keepNext/>
       <w:keepLines/>
@@ -5612,10 +5593,10 @@
     <w:basedOn w:val="1"/>
     <w:next w:val="1"/>
     <w:link w:val="25"/>
+    <w:uiPriority w:val="9"/>
     <w:semiHidden/>
     <w:unhideWhenUsed/>
     <w:qFormat/>
-    <w:uiPriority w:val="9"/>
     <w:pPr>
       <w:keepNext/>
       <w:keepLines/>
@@ -5642,10 +5623,10 @@
     <w:basedOn w:val="1"/>
     <w:next w:val="1"/>
     <w:link w:val="26"/>
+    <w:uiPriority w:val="9"/>
     <w:semiHidden/>
     <w:unhideWhenUsed/>
     <w:qFormat/>
-    <w:uiPriority w:val="9"/>
     <w:pPr>
       <w:keepNext/>
       <w:keepLines/>
@@ -5667,14 +5648,14 @@
   </w:style>
   <w:style w:type="character" w:default="1" w:styleId="11">
     <w:name w:val="Default Paragraph Font"/>
+    <w:uiPriority w:val="1"/>
     <w:unhideWhenUsed/>
-    <w:uiPriority w:val="1"/>
   </w:style>
   <w:style w:type="table" w:default="1" w:styleId="12">
     <w:name w:val="Normal Table"/>
+    <w:uiPriority w:val="99"/>
     <w:semiHidden/>
     <w:unhideWhenUsed/>
-    <w:uiPriority w:val="99"/>
     <w:tblPr>
       <w:tblCellMar>
         <w:top w:w="0" w:type="dxa"/>
@@ -5688,8 +5669,8 @@
     <w:name w:val="header"/>
     <w:basedOn w:val="1"/>
     <w:link w:val="37"/>
+    <w:uiPriority w:val="99"/>
     <w:unhideWhenUsed/>
-    <w:uiPriority w:val="99"/>
     <w:pPr>
       <w:tabs>
         <w:tab w:val="center" w:pos="4252"/>
@@ -5702,8 +5683,8 @@
     <w:name w:val="footer"/>
     <w:basedOn w:val="1"/>
     <w:link w:val="38"/>
+    <w:uiPriority w:val="99"/>
     <w:unhideWhenUsed/>
-    <w:uiPriority w:val="99"/>
     <w:pPr>
       <w:tabs>
         <w:tab w:val="center" w:pos="4252"/>
@@ -5717,8 +5698,8 @@
     <w:basedOn w:val="1"/>
     <w:next w:val="1"/>
     <w:link w:val="28"/>
+    <w:uiPriority w:val="11"/>
     <w:qFormat/>
-    <w:uiPriority w:val="11"/>
     <w:rPr>
       <w:rFonts w:eastAsiaTheme="majorEastAsia" w:cstheme="majorBidi"/>
       <w:color w:val="595959" w:themeColor="text1" w:themeTint="A6"/>
@@ -5740,8 +5721,8 @@
     <w:basedOn w:val="1"/>
     <w:next w:val="1"/>
     <w:link w:val="27"/>
+    <w:uiPriority w:val="10"/>
     <w:qFormat/>
-    <w:uiPriority w:val="10"/>
     <w:pPr>
       <w:spacing w:after="80" w:line="240" w:lineRule="auto"/>
       <w:contextualSpacing/>
@@ -5765,7 +5746,7 @@
       <w:kern w:val="0"/>
       <w:sz w:val="22"/>
       <w:szCs w:val="22"/>
-      <w:lang w:val="en-US"/>
+      <w:lang w:val="es-AR"/>
       <w14:ligatures w14:val="none"/>
     </w:rPr>
     <w:tblPr>
@@ -5795,8 +5776,8 @@
     <w:name w:val="Título 2 Car"/>
     <w:basedOn w:val="11"/>
     <w:link w:val="3"/>
+    <w:uiPriority w:val="9"/>
     <w:semiHidden/>
-    <w:uiPriority w:val="9"/>
     <w:rPr>
       <w:rFonts w:asciiTheme="majorHAnsi" w:hAnsiTheme="majorHAnsi" w:eastAsiaTheme="majorEastAsia" w:cstheme="majorBidi"/>
       <w:color w:val="104862" w:themeColor="accent1" w:themeShade="BF"/>
@@ -5808,8 +5789,8 @@
     <w:name w:val="Título 3 Car"/>
     <w:basedOn w:val="11"/>
     <w:link w:val="4"/>
+    <w:uiPriority w:val="9"/>
     <w:semiHidden/>
-    <w:uiPriority w:val="9"/>
     <w:rPr>
       <w:rFonts w:eastAsiaTheme="majorEastAsia" w:cstheme="majorBidi"/>
       <w:color w:val="104862" w:themeColor="accent1" w:themeShade="BF"/>
@@ -5821,8 +5802,8 @@
     <w:name w:val="Título 4 Car"/>
     <w:basedOn w:val="11"/>
     <w:link w:val="5"/>
+    <w:uiPriority w:val="9"/>
     <w:semiHidden/>
-    <w:uiPriority w:val="9"/>
     <w:rPr>
       <w:rFonts w:eastAsiaTheme="majorEastAsia" w:cstheme="majorBidi"/>
       <w:i/>
@@ -5834,8 +5815,8 @@
     <w:name w:val="Título 5 Car"/>
     <w:basedOn w:val="11"/>
     <w:link w:val="6"/>
+    <w:uiPriority w:val="9"/>
     <w:semiHidden/>
-    <w:uiPriority w:val="9"/>
     <w:rPr>
       <w:rFonts w:eastAsiaTheme="majorEastAsia" w:cstheme="majorBidi"/>
       <w:color w:val="104862" w:themeColor="accent1" w:themeShade="BF"/>
@@ -5845,8 +5826,8 @@
     <w:name w:val="Título 6 Car"/>
     <w:basedOn w:val="11"/>
     <w:link w:val="7"/>
+    <w:uiPriority w:val="9"/>
     <w:semiHidden/>
-    <w:uiPriority w:val="9"/>
     <w:rPr>
       <w:rFonts w:eastAsiaTheme="majorEastAsia" w:cstheme="majorBidi"/>
       <w:i/>
@@ -5866,8 +5847,8 @@
     <w:name w:val="Título 7 Car"/>
     <w:basedOn w:val="11"/>
     <w:link w:val="8"/>
+    <w:uiPriority w:val="9"/>
     <w:semiHidden/>
-    <w:uiPriority w:val="9"/>
     <w:rPr>
       <w:rFonts w:eastAsiaTheme="majorEastAsia" w:cstheme="majorBidi"/>
       <w:color w:val="595959" w:themeColor="text1" w:themeTint="A6"/>
@@ -5885,8 +5866,8 @@
     <w:name w:val="Título 8 Car"/>
     <w:basedOn w:val="11"/>
     <w:link w:val="9"/>
+    <w:uiPriority w:val="9"/>
     <w:semiHidden/>
-    <w:uiPriority w:val="9"/>
     <w:rPr>
       <w:rFonts w:eastAsiaTheme="majorEastAsia" w:cstheme="majorBidi"/>
       <w:i/>
@@ -5906,8 +5887,8 @@
     <w:name w:val="Título 9 Car"/>
     <w:basedOn w:val="11"/>
     <w:link w:val="10"/>
+    <w:uiPriority w:val="9"/>
     <w:semiHidden/>
-    <w:uiPriority w:val="9"/>
     <w:rPr>
       <w:rFonts w:eastAsiaTheme="majorEastAsia" w:cstheme="majorBidi"/>
       <w:color w:val="262626" w:themeColor="text1" w:themeTint="D9"/>
@@ -5960,8 +5941,8 @@
     <w:basedOn w:val="1"/>
     <w:next w:val="1"/>
     <w:link w:val="30"/>
+    <w:uiPriority w:val="29"/>
     <w:qFormat/>
-    <w:uiPriority w:val="29"/>
     <w:pPr>
       <w:spacing w:before="160"/>
       <w:jc w:val="center"/>
@@ -6002,8 +5983,8 @@
   <w:style w:type="paragraph" w:styleId="31">
     <w:name w:val="List Paragraph"/>
     <w:basedOn w:val="1"/>
+    <w:uiPriority w:val="34"/>
     <w:qFormat/>
-    <w:uiPriority w:val="34"/>
     <w:pPr>
       <w:ind w:left="720"/>
       <w:contextualSpacing/>
@@ -6012,8 +5993,8 @@
   <w:style w:type="character" w:customStyle="1" w:styleId="32">
     <w:name w:val="Intense Emphasis"/>
     <w:basedOn w:val="11"/>
+    <w:uiPriority w:val="21"/>
     <w:qFormat/>
-    <w:uiPriority w:val="21"/>
     <w:rPr>
       <w:i/>
       <w:iCs/>
@@ -6025,8 +6006,8 @@
     <w:basedOn w:val="1"/>
     <w:next w:val="1"/>
     <w:link w:val="34"/>
+    <w:uiPriority w:val="30"/>
     <w:qFormat/>
-    <w:uiPriority w:val="30"/>
     <w:pPr>
       <w:pBdr>
         <w:top w:val="single" w:color="0F4761" w:themeColor="accent1" w:themeShade="BF" w:sz="4" w:space="10"/>
@@ -6056,8 +6037,8 @@
   <w:style w:type="character" w:customStyle="1" w:styleId="35">
     <w:name w:val="Intense Reference"/>
     <w:basedOn w:val="11"/>
+    <w:uiPriority w:val="32"/>
     <w:qFormat/>
-    <w:uiPriority w:val="32"/>
     <w:rPr>
       <w:b/>
       <w:bCs/>
@@ -6078,7 +6059,7 @@
       <w:kern w:val="0"/>
       <w:sz w:val="22"/>
       <w:szCs w:val="22"/>
-      <w:lang w:val="en-US"/>
+      <w:lang w:val="es-AR"/>
       <w14:ligatures w14:val="none"/>
     </w:rPr>
     <w:tblPr>

--- a/server/src/Factum.Backend/Templates/plantilla_informe_v6.docx
+++ b/server/src/Factum.Backend/Templates/plantilla_informe_v6.docx
@@ -2811,6 +2811,60 @@
         </w:tc>
       </w:tr>
     </w:tbl>
+    <w:p>
+      <w:pPr>
+        <w:spacing w:after="0" w:line="240" w:lineRule="auto"/>
+        <w:rPr>
+          <w:rFonts w:ascii="Arial" w:hAnsi="Arial" w:eastAsia="Arial" w:cs="Arial"/>
+        </w:rPr>
+      </w:pPr>
+      <w:r>
+        <w:rPr>
+          <w:rFonts w:ascii="Arial" w:hAnsi="Arial" w:eastAsia="Arial" w:cs="Arial"/>
+        </w:rPr>
+        <w:t>{#selloTiempo}</w:t>
+      </w:r>
+    </w:p>
+    <w:p>
+      <w:pPr>
+        <w:spacing w:after="0" w:line="240" w:lineRule="auto"/>
+      </w:pPr>
+    </w:p>
+    <w:p>
+      <w:pPr>
+        <w:spacing w:after="0" w:line="360" w:lineRule="auto"/>
+        <w:ind w:firstLine="2268"/>
+        <w:jc w:val="both"/>
+        <w:rPr>
+          <w:rFonts w:ascii="Arial" w:hAnsi="Arial" w:eastAsia="Arial" w:cs="Arial"/>
+          <w:kern w:val="0"/>
+          <w:lang w:val="es-AR"/>
+          <w14:ligatures w14:val="none"/>
+        </w:rPr>
+      </w:pPr>
+      <w:r>
+        <w:rPr>
+          <w:rFonts w:ascii="Arial" w:hAnsi="Arial" w:eastAsia="Arial" w:cs="Arial"/>
+          <w:kern w:val="0"/>
+          <w14:ligatures w14:val="none"/>
+        </w:rPr>
+        <w:t xml:space="preserve">{descripcionSelloTiempo}</w:t>
+      </w:r>
+    </w:p>
+    <w:p>
+      <w:pPr>
+        <w:spacing w:after="0" w:line="240" w:lineRule="auto"/>
+        <w:rPr>
+          <w:rFonts w:ascii="Arial" w:hAnsi="Arial" w:eastAsia="Arial" w:cs="Arial"/>
+        </w:rPr>
+      </w:pPr>
+      <w:r>
+        <w:rPr>
+          <w:rFonts w:ascii="Arial" w:hAnsi="Arial" w:eastAsia="Arial" w:cs="Arial"/>
+        </w:rPr>
+        <w:t>{/selloTiempo}</w:t>
+      </w:r>
+    </w:p>
     <w:p>
       <w:pPr>
         <w:spacing w:before="0" w:after="0" w:line="240" w:lineRule="auto"/>

--- a/server/src/Factum.Backend/Templates/plantilla_informe_v6.docx
+++ b/server/src/Factum.Backend/Templates/plantilla_informe_v6.docx
@@ -2346,6 +2346,811 @@
         </w:tc>
       </w:tr>
     </w:tbl>
+    <w:p>
+      <w:pPr>
+        <w:spacing w:after="0" w:line="240" w:lineRule="auto"/>
+        <w:rPr>
+          <w:rFonts w:ascii="Arial" w:hAnsi="Arial" w:eastAsia="Arial" w:cs="Arial"/>
+        </w:rPr>
+      </w:pPr>
+      <w:r>
+        <w:rPr>
+          <w:rFonts w:ascii="Arial" w:hAnsi="Arial" w:eastAsia="Arial" w:cs="Arial"/>
+        </w:rPr>
+        <w:t>{#fichaTecnica}</w:t>
+      </w:r>
+    </w:p>
+    <w:p>
+      <w:pPr>
+        <w:spacing w:after="0" w:line="360" w:lineRule="auto"/>
+        <w:ind w:firstLine="2268"/>
+        <w:jc w:val="both"/>
+        <w:rPr>
+          <w:rFonts w:ascii="Arial" w:hAnsi="Arial" w:eastAsia="Arial" w:cs="Arial"/>
+          <w:kern w:val="0"/>
+          <w:lang w:val="es-AR"/>
+          <w14:ligatures w14:val="none"/>
+        </w:rPr>
+      </w:pPr>
+      <w:r>
+        <w:rPr>
+          <w:rFonts w:ascii="Arial" w:hAnsi="Arial" w:eastAsia="Arial" w:cs="Arial"/>
+        </w:rPr>
+        <w:t xml:space="preserve">Datos técnicos obtenidos automáticamente por Factum mediante consultas de solo lectura al dispositivo el </w:t>
+      </w:r>
+      <w:r>
+        <w:rPr>
+          <w:rFonts w:ascii="Arial" w:hAnsi="Arial" w:eastAsia="Arial" w:cs="Arial"/>
+        </w:rPr>
+        <w:t xml:space="preserve">{fechaFichaTecnica}</w:t>
+      </w:r>
+      <w:r>
+        <w:rPr>
+          <w:rFonts w:ascii="Arial" w:hAnsi="Arial" w:eastAsia="Arial" w:cs="Arial"/>
+        </w:rPr>
+        <w:t xml:space="preserve"> a las </w:t>
+      </w:r>
+      <w:r>
+        <w:rPr>
+          <w:rFonts w:ascii="Arial" w:hAnsi="Arial" w:eastAsia="Arial" w:cs="Arial"/>
+        </w:rPr>
+        <w:t xml:space="preserve">{horaFichaTecnica}</w:t>
+      </w:r>
+      <w:r>
+        <w:rPr>
+          <w:rFonts w:ascii="Arial" w:hAnsi="Arial" w:eastAsia="Arial" w:cs="Arial"/>
+        </w:rPr>
+        <w:t xml:space="preserve"> horas:</w:t>
+      </w:r>
+    </w:p>
+    <w:tbl>
+      <w:tblPr>
+        <w:tblW w:w="8647" w:type="dxa"/>
+        <w:tblInd w:w="0" w:type="dxa"/>
+        <w:tblBorders>
+          <w:top w:val="single" w:sz="6" w:space="0" w:color="D9DDE1"/>
+          <w:left w:val="nil"/>
+          <w:bottom w:val="single" w:sz="6" w:space="0" w:color="D9DDE1"/>
+          <w:right w:val="nil"/>
+          <w:insideH w:val="single" w:sz="6" w:space="0" w:color="D9DDE1"/>
+          <w:insideV w:val="nil"/>
+        </w:tblBorders>
+        <w:tblLayout w:type="fixed"/>
+        <w:tblCellMar>
+          <w:top w:w="105" w:type="dxa"/>
+          <w:left w:w="0" w:type="dxa"/>
+          <w:bottom w:w="105" w:type="dxa"/>
+          <w:right w:w="108" w:type="dxa"/>
+        </w:tblCellMar>
+      </w:tblPr>
+      <w:tblGrid>
+        <w:gridCol w:w="2490"/>
+        <w:gridCol w:w="6157"/>
+      </w:tblGrid>
+      <w:tr>
+        <w:trPr>
+          <w:cantSplit/>
+        </w:trPr>
+        <w:tc>
+          <w:tcPr>
+            <w:tcW w:w="2490" w:type="dxa"/>
+            <w:vAlign w:val="top"/>
+          </w:tcPr>
+          <w:p>
+            <w:pPr>
+              <w:spacing w:before="0" w:after="0" w:line="260" w:lineRule="auto"/>
+              <w:ind w:left="0" w:firstLine="0"/>
+              <w:jc w:val="left"/>
+              <w:rPr>
+                <w:rFonts w:ascii="Arial" w:hAnsi="Arial" w:eastAsia="Arial" w:cs="Arial"/>
+                <w:b/>
+                <w:bCs/>
+                <w:caps/>
+                <w:color w:val="5C656E"/>
+                <w:spacing w:val="20"/>
+                <w:sz w:val="16"/>
+                <w:szCs w:val="16"/>
+              </w:rPr>
+            </w:pPr>
+            <w:r>
+              <w:rPr>
+                <w:rFonts w:ascii="Arial" w:hAnsi="Arial" w:eastAsia="Arial" w:cs="Arial"/>
+                <w:b/>
+                <w:bCs/>
+                <w:caps/>
+                <w:color w:val="5C656E"/>
+                <w:spacing w:val="20"/>
+                <w:sz w:val="16"/>
+                <w:szCs w:val="16"/>
+              </w:rPr>
+              <w:t xml:space="preserve">Sistema operativo:</w:t>
+            </w:r>
+          </w:p>
+        </w:tc>
+        <w:tc>
+          <w:tcPr>
+            <w:tcW w:w="6157" w:type="dxa"/>
+            <w:vAlign w:val="top"/>
+          </w:tcPr>
+          <w:p>
+            <w:pPr>
+              <w:spacing w:before="0" w:after="0" w:line="260" w:lineRule="auto"/>
+              <w:ind w:left="0" w:firstLine="0"/>
+              <w:jc w:val="left"/>
+              <w:rPr>
+                <w:rFonts w:ascii="Arial" w:hAnsi="Arial" w:eastAsia="Arial" w:cs="Arial"/>
+                <w:color w:val="0E1013"/>
+                <w:sz w:val="20"/>
+                <w:szCs w:val="20"/>
+              </w:rPr>
+            </w:pPr>
+            <w:r>
+              <w:rPr>
+                <w:rFonts w:ascii="Arial" w:hAnsi="Arial" w:eastAsia="Arial" w:cs="Arial"/>
+                <w:color w:val="0E1013"/>
+                <w:sz w:val="20"/>
+                <w:szCs w:val="20"/>
+              </w:rPr>
+              <w:t xml:space="preserve">{fichaSistemaOperativo}</w:t>
+            </w:r>
+          </w:p>
+        </w:tc>
+      </w:tr>
+      <w:tr>
+        <w:trPr>
+          <w:cantSplit/>
+        </w:trPr>
+        <w:tc>
+          <w:tcPr>
+            <w:tcW w:w="2490" w:type="dxa"/>
+            <w:vAlign w:val="top"/>
+          </w:tcPr>
+          <w:p>
+            <w:pPr>
+              <w:spacing w:before="0" w:after="0" w:line="260" w:lineRule="auto"/>
+              <w:ind w:left="0" w:firstLine="0"/>
+              <w:jc w:val="left"/>
+              <w:rPr>
+                <w:rFonts w:ascii="Arial" w:hAnsi="Arial" w:eastAsia="Arial" w:cs="Arial"/>
+                <w:b/>
+                <w:bCs/>
+                <w:caps/>
+                <w:color w:val="5C656E"/>
+                <w:spacing w:val="20"/>
+                <w:sz w:val="16"/>
+                <w:szCs w:val="16"/>
+              </w:rPr>
+            </w:pPr>
+            <w:r>
+              <w:rPr>
+                <w:rFonts w:ascii="Arial" w:hAnsi="Arial" w:eastAsia="Arial" w:cs="Arial"/>
+                <w:b/>
+                <w:bCs/>
+                <w:caps/>
+                <w:color w:val="5C656E"/>
+                <w:spacing w:val="20"/>
+                <w:sz w:val="16"/>
+                <w:szCs w:val="16"/>
+              </w:rPr>
+              <w:t xml:space="preserve">Compilación:</w:t>
+            </w:r>
+          </w:p>
+        </w:tc>
+        <w:tc>
+          <w:tcPr>
+            <w:tcW w:w="6157" w:type="dxa"/>
+            <w:vAlign w:val="top"/>
+          </w:tcPr>
+          <w:p>
+            <w:pPr>
+              <w:spacing w:before="0" w:after="0" w:line="260" w:lineRule="auto"/>
+              <w:ind w:left="0" w:firstLine="0"/>
+              <w:jc w:val="left"/>
+              <w:rPr>
+                <w:rFonts w:ascii="Arial" w:hAnsi="Arial" w:eastAsia="Arial" w:cs="Arial"/>
+                <w:color w:val="0E1013"/>
+                <w:sz w:val="20"/>
+                <w:szCs w:val="20"/>
+              </w:rPr>
+            </w:pPr>
+            <w:r>
+              <w:rPr>
+                <w:rFonts w:ascii="Arial" w:hAnsi="Arial" w:eastAsia="Arial" w:cs="Arial"/>
+                <w:color w:val="0E1013"/>
+                <w:sz w:val="20"/>
+                <w:szCs w:val="20"/>
+              </w:rPr>
+              <w:t xml:space="preserve">{fichaCompilacion}</w:t>
+            </w:r>
+          </w:p>
+        </w:tc>
+      </w:tr>
+      <w:tr>
+        <w:trPr>
+          <w:cantSplit/>
+        </w:trPr>
+        <w:tc>
+          <w:tcPr>
+            <w:tcW w:w="2490" w:type="dxa"/>
+            <w:vAlign w:val="top"/>
+          </w:tcPr>
+          <w:p>
+            <w:pPr>
+              <w:spacing w:before="0" w:after="0" w:line="260" w:lineRule="auto"/>
+              <w:ind w:left="0" w:firstLine="0"/>
+              <w:jc w:val="left"/>
+              <w:rPr>
+                <w:rFonts w:ascii="Arial" w:hAnsi="Arial" w:eastAsia="Arial" w:cs="Arial"/>
+                <w:b/>
+                <w:bCs/>
+                <w:caps/>
+                <w:color w:val="5C656E"/>
+                <w:spacing w:val="20"/>
+                <w:sz w:val="16"/>
+                <w:szCs w:val="16"/>
+              </w:rPr>
+            </w:pPr>
+            <w:r>
+              <w:rPr>
+                <w:rFonts w:ascii="Arial" w:hAnsi="Arial" w:eastAsia="Arial" w:cs="Arial"/>
+                <w:b/>
+                <w:bCs/>
+                <w:caps/>
+                <w:color w:val="5C656E"/>
+                <w:spacing w:val="20"/>
+                <w:sz w:val="16"/>
+                <w:szCs w:val="16"/>
+              </w:rPr>
+              <w:t xml:space="preserve">Parche de seguridad:</w:t>
+            </w:r>
+          </w:p>
+        </w:tc>
+        <w:tc>
+          <w:tcPr>
+            <w:tcW w:w="6157" w:type="dxa"/>
+            <w:vAlign w:val="top"/>
+          </w:tcPr>
+          <w:p>
+            <w:pPr>
+              <w:spacing w:before="0" w:after="0" w:line="260" w:lineRule="auto"/>
+              <w:ind w:left="0" w:firstLine="0"/>
+              <w:jc w:val="left"/>
+              <w:rPr>
+                <w:rFonts w:ascii="Arial" w:hAnsi="Arial" w:eastAsia="Arial" w:cs="Arial"/>
+                <w:color w:val="0E1013"/>
+                <w:sz w:val="20"/>
+                <w:szCs w:val="20"/>
+              </w:rPr>
+            </w:pPr>
+            <w:r>
+              <w:rPr>
+                <w:rFonts w:ascii="Arial" w:hAnsi="Arial" w:eastAsia="Arial" w:cs="Arial"/>
+                <w:color w:val="0E1013"/>
+                <w:sz w:val="20"/>
+                <w:szCs w:val="20"/>
+              </w:rPr>
+              <w:t xml:space="preserve">{fichaParcheSeguridad}</w:t>
+            </w:r>
+          </w:p>
+        </w:tc>
+      </w:tr>
+      <w:tr>
+        <w:trPr>
+          <w:cantSplit/>
+        </w:trPr>
+        <w:tc>
+          <w:tcPr>
+            <w:tcW w:w="2490" w:type="dxa"/>
+            <w:vAlign w:val="top"/>
+          </w:tcPr>
+          <w:p>
+            <w:pPr>
+              <w:spacing w:before="0" w:after="0" w:line="260" w:lineRule="auto"/>
+              <w:ind w:left="0" w:firstLine="0"/>
+              <w:jc w:val="left"/>
+              <w:rPr>
+                <w:rFonts w:ascii="Arial" w:hAnsi="Arial" w:eastAsia="Arial" w:cs="Arial"/>
+                <w:b/>
+                <w:bCs/>
+                <w:caps/>
+                <w:color w:val="5C656E"/>
+                <w:spacing w:val="20"/>
+                <w:sz w:val="16"/>
+                <w:szCs w:val="16"/>
+              </w:rPr>
+            </w:pPr>
+            <w:r>
+              <w:rPr>
+                <w:rFonts w:ascii="Arial" w:hAnsi="Arial" w:eastAsia="Arial" w:cs="Arial"/>
+                <w:b/>
+                <w:bCs/>
+                <w:caps/>
+                <w:color w:val="5C656E"/>
+                <w:spacing w:val="20"/>
+                <w:sz w:val="16"/>
+                <w:szCs w:val="16"/>
+              </w:rPr>
+              <w:t xml:space="preserve">Número de serie:</w:t>
+            </w:r>
+          </w:p>
+        </w:tc>
+        <w:tc>
+          <w:tcPr>
+            <w:tcW w:w="6157" w:type="dxa"/>
+            <w:vAlign w:val="top"/>
+          </w:tcPr>
+          <w:p>
+            <w:pPr>
+              <w:spacing w:before="0" w:after="0" w:line="260" w:lineRule="auto"/>
+              <w:ind w:left="0" w:firstLine="0"/>
+              <w:jc w:val="left"/>
+              <w:rPr>
+                <w:rFonts w:ascii="Arial" w:hAnsi="Arial" w:eastAsia="Arial" w:cs="Arial"/>
+                <w:color w:val="0E1013"/>
+                <w:sz w:val="20"/>
+                <w:szCs w:val="20"/>
+              </w:rPr>
+            </w:pPr>
+            <w:r>
+              <w:rPr>
+                <w:rFonts w:ascii="Arial" w:hAnsi="Arial" w:eastAsia="Arial" w:cs="Arial"/>
+                <w:color w:val="0E1013"/>
+                <w:sz w:val="20"/>
+                <w:szCs w:val="20"/>
+              </w:rPr>
+              <w:t xml:space="preserve">{fichaNumeroSerie}</w:t>
+            </w:r>
+          </w:p>
+        </w:tc>
+      </w:tr>
+      <w:tr>
+        <w:trPr>
+          <w:cantSplit/>
+        </w:trPr>
+        <w:tc>
+          <w:tcPr>
+            <w:tcW w:w="2490" w:type="dxa"/>
+            <w:vAlign w:val="top"/>
+          </w:tcPr>
+          <w:p>
+            <w:pPr>
+              <w:spacing w:before="0" w:after="0" w:line="260" w:lineRule="auto"/>
+              <w:ind w:left="0" w:firstLine="0"/>
+              <w:jc w:val="left"/>
+              <w:rPr>
+                <w:rFonts w:ascii="Arial" w:hAnsi="Arial" w:eastAsia="Arial" w:cs="Arial"/>
+                <w:b/>
+                <w:bCs/>
+                <w:caps/>
+                <w:color w:val="5C656E"/>
+                <w:spacing w:val="20"/>
+                <w:sz w:val="16"/>
+                <w:szCs w:val="16"/>
+              </w:rPr>
+            </w:pPr>
+            <w:r>
+              <w:rPr>
+                <w:rFonts w:ascii="Arial" w:hAnsi="Arial" w:eastAsia="Arial" w:cs="Arial"/>
+                <w:b/>
+                <w:bCs/>
+                <w:caps/>
+                <w:color w:val="5C656E"/>
+                <w:spacing w:val="20"/>
+                <w:sz w:val="16"/>
+                <w:szCs w:val="16"/>
+              </w:rPr>
+              <w:t xml:space="preserve">Identificador de conexión:</w:t>
+            </w:r>
+          </w:p>
+        </w:tc>
+        <w:tc>
+          <w:tcPr>
+            <w:tcW w:w="6157" w:type="dxa"/>
+            <w:vAlign w:val="top"/>
+          </w:tcPr>
+          <w:p>
+            <w:pPr>
+              <w:spacing w:before="0" w:after="0" w:line="260" w:lineRule="auto"/>
+              <w:ind w:left="0" w:firstLine="0"/>
+              <w:jc w:val="left"/>
+              <w:rPr>
+                <w:rFonts w:ascii="Arial" w:hAnsi="Arial" w:eastAsia="Arial" w:cs="Arial"/>
+                <w:color w:val="0E1013"/>
+                <w:sz w:val="20"/>
+                <w:szCs w:val="20"/>
+              </w:rPr>
+            </w:pPr>
+            <w:r>
+              <w:rPr>
+                <w:rFonts w:ascii="Arial" w:hAnsi="Arial" w:eastAsia="Arial" w:cs="Arial"/>
+                <w:color w:val="0E1013"/>
+                <w:sz w:val="20"/>
+                <w:szCs w:val="20"/>
+              </w:rPr>
+              <w:t xml:space="preserve">{fichaIdentificadorConexion}</w:t>
+            </w:r>
+          </w:p>
+        </w:tc>
+      </w:tr>
+      <w:tr>
+        <w:trPr>
+          <w:cantSplit/>
+        </w:trPr>
+        <w:tc>
+          <w:tcPr>
+            <w:tcW w:w="2490" w:type="dxa"/>
+            <w:vAlign w:val="top"/>
+          </w:tcPr>
+          <w:p>
+            <w:pPr>
+              <w:spacing w:before="0" w:after="0" w:line="260" w:lineRule="auto"/>
+              <w:ind w:left="0" w:firstLine="0"/>
+              <w:jc w:val="left"/>
+              <w:rPr>
+                <w:rFonts w:ascii="Arial" w:hAnsi="Arial" w:eastAsia="Arial" w:cs="Arial"/>
+                <w:b/>
+                <w:bCs/>
+                <w:caps/>
+                <w:color w:val="5C656E"/>
+                <w:spacing w:val="20"/>
+                <w:sz w:val="16"/>
+                <w:szCs w:val="16"/>
+              </w:rPr>
+            </w:pPr>
+            <w:r>
+              <w:rPr>
+                <w:rFonts w:ascii="Arial" w:hAnsi="Arial" w:eastAsia="Arial" w:cs="Arial"/>
+                <w:b/>
+                <w:bCs/>
+                <w:caps/>
+                <w:color w:val="5C656E"/>
+                <w:spacing w:val="20"/>
+                <w:sz w:val="16"/>
+                <w:szCs w:val="16"/>
+              </w:rPr>
+              <w:t xml:space="preserve">Kernel:</w:t>
+            </w:r>
+          </w:p>
+        </w:tc>
+        <w:tc>
+          <w:tcPr>
+            <w:tcW w:w="6157" w:type="dxa"/>
+            <w:vAlign w:val="top"/>
+          </w:tcPr>
+          <w:p>
+            <w:pPr>
+              <w:spacing w:before="0" w:after="0" w:line="260" w:lineRule="auto"/>
+              <w:ind w:left="0" w:firstLine="0"/>
+              <w:jc w:val="left"/>
+              <w:rPr>
+                <w:rFonts w:ascii="Arial" w:hAnsi="Arial" w:eastAsia="Arial" w:cs="Arial"/>
+                <w:color w:val="0E1013"/>
+                <w:sz w:val="20"/>
+                <w:szCs w:val="20"/>
+              </w:rPr>
+            </w:pPr>
+            <w:r>
+              <w:rPr>
+                <w:rFonts w:ascii="Arial" w:hAnsi="Arial" w:eastAsia="Arial" w:cs="Arial"/>
+                <w:color w:val="0E1013"/>
+                <w:sz w:val="20"/>
+                <w:szCs w:val="20"/>
+              </w:rPr>
+              <w:t xml:space="preserve">{fichaKernel}</w:t>
+            </w:r>
+          </w:p>
+        </w:tc>
+      </w:tr>
+      <w:tr>
+        <w:trPr>
+          <w:cantSplit/>
+        </w:trPr>
+        <w:tc>
+          <w:tcPr>
+            <w:tcW w:w="2490" w:type="dxa"/>
+            <w:vAlign w:val="top"/>
+          </w:tcPr>
+          <w:p>
+            <w:pPr>
+              <w:spacing w:before="0" w:after="0" w:line="260" w:lineRule="auto"/>
+              <w:ind w:left="0" w:firstLine="0"/>
+              <w:jc w:val="left"/>
+              <w:rPr>
+                <w:rFonts w:ascii="Arial" w:hAnsi="Arial" w:eastAsia="Arial" w:cs="Arial"/>
+                <w:b/>
+                <w:bCs/>
+                <w:caps/>
+                <w:color w:val="5C656E"/>
+                <w:spacing w:val="20"/>
+                <w:sz w:val="16"/>
+                <w:szCs w:val="16"/>
+              </w:rPr>
+            </w:pPr>
+            <w:r>
+              <w:rPr>
+                <w:rFonts w:ascii="Arial" w:hAnsi="Arial" w:eastAsia="Arial" w:cs="Arial"/>
+                <w:b/>
+                <w:bCs/>
+                <w:caps/>
+                <w:color w:val="5C656E"/>
+                <w:spacing w:val="20"/>
+                <w:sz w:val="16"/>
+                <w:szCs w:val="16"/>
+              </w:rPr>
+              <w:t xml:space="preserve">Operador / SIM:</w:t>
+            </w:r>
+          </w:p>
+        </w:tc>
+        <w:tc>
+          <w:tcPr>
+            <w:tcW w:w="6157" w:type="dxa"/>
+            <w:vAlign w:val="top"/>
+          </w:tcPr>
+          <w:p>
+            <w:pPr>
+              <w:spacing w:before="0" w:after="0" w:line="260" w:lineRule="auto"/>
+              <w:ind w:left="0" w:firstLine="0"/>
+              <w:jc w:val="left"/>
+              <w:rPr>
+                <w:rFonts w:ascii="Arial" w:hAnsi="Arial" w:eastAsia="Arial" w:cs="Arial"/>
+                <w:color w:val="0E1013"/>
+                <w:sz w:val="20"/>
+                <w:szCs w:val="20"/>
+              </w:rPr>
+            </w:pPr>
+            <w:r>
+              <w:rPr>
+                <w:rFonts w:ascii="Arial" w:hAnsi="Arial" w:eastAsia="Arial" w:cs="Arial"/>
+                <w:color w:val="0E1013"/>
+                <w:sz w:val="20"/>
+                <w:szCs w:val="20"/>
+              </w:rPr>
+              <w:t xml:space="preserve">{fichaOperadorSim}</w:t>
+            </w:r>
+          </w:p>
+        </w:tc>
+      </w:tr>
+      <w:tr>
+        <w:trPr>
+          <w:cantSplit/>
+        </w:trPr>
+        <w:tc>
+          <w:tcPr>
+            <w:tcW w:w="2490" w:type="dxa"/>
+            <w:vAlign w:val="top"/>
+          </w:tcPr>
+          <w:p>
+            <w:pPr>
+              <w:spacing w:before="0" w:after="0" w:line="260" w:lineRule="auto"/>
+              <w:ind w:left="0" w:firstLine="0"/>
+              <w:jc w:val="left"/>
+              <w:rPr>
+                <w:rFonts w:ascii="Arial" w:hAnsi="Arial" w:eastAsia="Arial" w:cs="Arial"/>
+                <w:b/>
+                <w:bCs/>
+                <w:caps/>
+                <w:color w:val="5C656E"/>
+                <w:spacing w:val="20"/>
+                <w:sz w:val="16"/>
+                <w:szCs w:val="16"/>
+              </w:rPr>
+            </w:pPr>
+            <w:r>
+              <w:rPr>
+                <w:rFonts w:ascii="Arial" w:hAnsi="Arial" w:eastAsia="Arial" w:cs="Arial"/>
+                <w:b/>
+                <w:bCs/>
+                <w:caps/>
+                <w:color w:val="5C656E"/>
+                <w:spacing w:val="20"/>
+                <w:sz w:val="16"/>
+                <w:szCs w:val="16"/>
+              </w:rPr>
+              <w:t xml:space="preserve">Estado de arranque:</w:t>
+            </w:r>
+          </w:p>
+        </w:tc>
+        <w:tc>
+          <w:tcPr>
+            <w:tcW w:w="6157" w:type="dxa"/>
+            <w:vAlign w:val="top"/>
+          </w:tcPr>
+          <w:p>
+            <w:pPr>
+              <w:spacing w:before="0" w:after="0" w:line="260" w:lineRule="auto"/>
+              <w:ind w:left="0" w:firstLine="0"/>
+              <w:jc w:val="left"/>
+              <w:rPr>
+                <w:rFonts w:ascii="Arial" w:hAnsi="Arial" w:eastAsia="Arial" w:cs="Arial"/>
+                <w:color w:val="0E1013"/>
+                <w:sz w:val="20"/>
+                <w:szCs w:val="20"/>
+              </w:rPr>
+            </w:pPr>
+            <w:r>
+              <w:rPr>
+                <w:rFonts w:ascii="Arial" w:hAnsi="Arial" w:eastAsia="Arial" w:cs="Arial"/>
+                <w:color w:val="0E1013"/>
+                <w:sz w:val="20"/>
+                <w:szCs w:val="20"/>
+              </w:rPr>
+              <w:t xml:space="preserve">{fichaEstadoArranque}</w:t>
+            </w:r>
+          </w:p>
+        </w:tc>
+      </w:tr>
+      <w:tr>
+        <w:trPr>
+          <w:cantSplit/>
+        </w:trPr>
+        <w:tc>
+          <w:tcPr>
+            <w:tcW w:w="2490" w:type="dxa"/>
+            <w:vAlign w:val="top"/>
+          </w:tcPr>
+          <w:p>
+            <w:pPr>
+              <w:spacing w:before="0" w:after="0" w:line="260" w:lineRule="auto"/>
+              <w:ind w:left="0" w:firstLine="0"/>
+              <w:jc w:val="left"/>
+              <w:rPr>
+                <w:rFonts w:ascii="Arial" w:hAnsi="Arial" w:eastAsia="Arial" w:cs="Arial"/>
+                <w:b/>
+                <w:bCs/>
+                <w:caps/>
+                <w:color w:val="5C656E"/>
+                <w:spacing w:val="20"/>
+                <w:sz w:val="16"/>
+                <w:szCs w:val="16"/>
+              </w:rPr>
+            </w:pPr>
+            <w:r>
+              <w:rPr>
+                <w:rFonts w:ascii="Arial" w:hAnsi="Arial" w:eastAsia="Arial" w:cs="Arial"/>
+                <w:b/>
+                <w:bCs/>
+                <w:caps/>
+                <w:color w:val="5C656E"/>
+                <w:spacing w:val="20"/>
+                <w:sz w:val="16"/>
+                <w:szCs w:val="16"/>
+              </w:rPr>
+              <w:t xml:space="preserve">Zona horaria:</w:t>
+            </w:r>
+          </w:p>
+        </w:tc>
+        <w:tc>
+          <w:tcPr>
+            <w:tcW w:w="6157" w:type="dxa"/>
+            <w:vAlign w:val="top"/>
+          </w:tcPr>
+          <w:p>
+            <w:pPr>
+              <w:spacing w:before="0" w:after="0" w:line="260" w:lineRule="auto"/>
+              <w:ind w:left="0" w:firstLine="0"/>
+              <w:jc w:val="left"/>
+              <w:rPr>
+                <w:rFonts w:ascii="Arial" w:hAnsi="Arial" w:eastAsia="Arial" w:cs="Arial"/>
+                <w:color w:val="0E1013"/>
+                <w:sz w:val="20"/>
+                <w:szCs w:val="20"/>
+              </w:rPr>
+            </w:pPr>
+            <w:r>
+              <w:rPr>
+                <w:rFonts w:ascii="Arial" w:hAnsi="Arial" w:eastAsia="Arial" w:cs="Arial"/>
+                <w:color w:val="0E1013"/>
+                <w:sz w:val="20"/>
+                <w:szCs w:val="20"/>
+              </w:rPr>
+              <w:t xml:space="preserve">{fichaZonaHoraria}</w:t>
+            </w:r>
+          </w:p>
+        </w:tc>
+      </w:tr>
+      <w:tr>
+        <w:trPr>
+          <w:cantSplit/>
+        </w:trPr>
+        <w:tc>
+          <w:tcPr>
+            <w:tcW w:w="2490" w:type="dxa"/>
+            <w:vAlign w:val="top"/>
+          </w:tcPr>
+          <w:p>
+            <w:pPr>
+              <w:spacing w:before="0" w:after="0" w:line="260" w:lineRule="auto"/>
+              <w:ind w:left="0" w:firstLine="0"/>
+              <w:jc w:val="left"/>
+              <w:rPr>
+                <w:rFonts w:ascii="Arial" w:hAnsi="Arial" w:eastAsia="Arial" w:cs="Arial"/>
+                <w:b/>
+                <w:bCs/>
+                <w:caps/>
+                <w:color w:val="5C656E"/>
+                <w:spacing w:val="20"/>
+                <w:sz w:val="16"/>
+                <w:szCs w:val="16"/>
+              </w:rPr>
+            </w:pPr>
+            <w:r>
+              <w:rPr>
+                <w:rFonts w:ascii="Arial" w:hAnsi="Arial" w:eastAsia="Arial" w:cs="Arial"/>
+                <w:b/>
+                <w:bCs/>
+                <w:caps/>
+                <w:color w:val="5C656E"/>
+                <w:spacing w:val="20"/>
+                <w:sz w:val="16"/>
+                <w:szCs w:val="16"/>
+              </w:rPr>
+              <w:t xml:space="preserve">Wifi:</w:t>
+            </w:r>
+          </w:p>
+        </w:tc>
+        <w:tc>
+          <w:tcPr>
+            <w:tcW w:w="6157" w:type="dxa"/>
+            <w:vAlign w:val="top"/>
+          </w:tcPr>
+          <w:p>
+            <w:pPr>
+              <w:spacing w:before="0" w:after="0" w:line="260" w:lineRule="auto"/>
+              <w:ind w:left="0" w:firstLine="0"/>
+              <w:jc w:val="left"/>
+              <w:rPr>
+                <w:rFonts w:ascii="Arial" w:hAnsi="Arial" w:eastAsia="Arial" w:cs="Arial"/>
+                <w:color w:val="0E1013"/>
+                <w:sz w:val="20"/>
+                <w:szCs w:val="20"/>
+              </w:rPr>
+            </w:pPr>
+            <w:r>
+              <w:rPr>
+                <w:rFonts w:ascii="Arial" w:hAnsi="Arial" w:eastAsia="Arial" w:cs="Arial"/>
+                <w:color w:val="0E1013"/>
+                <w:sz w:val="20"/>
+                <w:szCs w:val="20"/>
+              </w:rPr>
+              <w:t xml:space="preserve">{fichaWifi}</w:t>
+            </w:r>
+          </w:p>
+        </w:tc>
+      </w:tr>
+    </w:tbl>
+    <w:p>
+      <w:pPr>
+        <w:spacing w:after="0" w:line="360" w:lineRule="auto"/>
+        <w:ind w:firstLine="2268"/>
+        <w:jc w:val="both"/>
+        <w:rPr>
+          <w:rFonts w:ascii="Arial" w:hAnsi="Arial" w:eastAsia="Arial" w:cs="Arial"/>
+          <w:kern w:val="0"/>
+          <w:lang w:val="es-AR"/>
+          <w14:ligatures w14:val="none"/>
+        </w:rPr>
+      </w:pPr>
+      <w:r>
+        <w:rPr>
+          <w:rFonts w:ascii="Arial" w:hAnsi="Arial" w:eastAsia="Arial" w:cs="Arial"/>
+        </w:rPr>
+        <w:t xml:space="preserve">{descripcionRelojDispositivo}</w:t>
+      </w:r>
+    </w:p>
+    <w:p>
+      <w:pPr>
+        <w:spacing w:after="0" w:line="240" w:lineRule="auto"/>
+        <w:rPr>
+          <w:rFonts w:ascii="Arial" w:hAnsi="Arial" w:eastAsia="Arial" w:cs="Arial"/>
+        </w:rPr>
+      </w:pPr>
+      <w:r>
+        <w:rPr>
+          <w:rFonts w:ascii="Arial" w:hAnsi="Arial" w:eastAsia="Arial" w:cs="Arial"/>
+        </w:rPr>
+        <w:t>{/fichaTecnica}</w:t>
+      </w:r>
+    </w:p>
     <w:p>
       <w:pPr>
         <w:spacing w:after="0" w:line="360" w:lineRule="auto"/>

--- a/server/src/Factum.Backend/Templates/plantilla_informe_v6.docx
+++ b/server/src/Factum.Backend/Templates/plantilla_informe_v6.docx
@@ -3668,6 +3668,287 @@
           <w:rFonts w:ascii="Arial" w:hAnsi="Arial" w:eastAsia="Arial" w:cs="Arial"/>
         </w:rPr>
         <w:t>{/selloTiempo}</w:t>
+      </w:r>
+    </w:p>
+    <w:p>
+      <w:pPr>
+        <w:spacing w:after="0" w:line="240" w:lineRule="auto"/>
+        <w:rPr>
+          <w:rFonts w:ascii="Arial" w:hAnsi="Arial" w:eastAsia="Arial" w:cs="Arial"/>
+        </w:rPr>
+      </w:pPr>
+      <w:r>
+        <w:rPr>
+          <w:rFonts w:ascii="Arial" w:hAnsi="Arial" w:eastAsia="Arial" w:cs="Arial"/>
+        </w:rPr>
+        <w:t>{#registroAudiovisual}</w:t>
+      </w:r>
+    </w:p>
+    <w:p>
+      <w:pPr>
+        <w:spacing w:after="0" w:line="240" w:lineRule="auto"/>
+      </w:pPr>
+    </w:p>
+    <w:p>
+      <w:pPr>
+        <w:spacing w:before="240" w:after="120"/>
+        <w:ind w:left="0" w:firstLine="0"/>
+        <w:jc w:val="left"/>
+        <w:rPr>
+          <w:rFonts w:ascii="Arial" w:hAnsi="Arial" w:eastAsia="Arial" w:cs="Arial"/>
+          <w:b/>
+          <w:bCs/>
+          <w:color w:val="0E1013"/>
+          <w:sz w:val="20"/>
+          <w:szCs w:val="20"/>
+        </w:rPr>
+      </w:pPr>
+      <w:r>
+        <w:rPr>
+          <w:rFonts w:ascii="Arial" w:hAnsi="Arial" w:eastAsia="Arial" w:cs="Arial"/>
+          <w:b/>
+          <w:bCs/>
+          <w:color w:val="0E1013"/>
+          <w:sz w:val="20"/>
+          <w:szCs w:val="20"/>
+        </w:rPr>
+        <w:t xml:space="preserve">Registro audiovisual de la recolección</w:t>
+      </w:r>
+    </w:p>
+    <w:p>
+      <w:pPr>
+        <w:spacing w:after="0" w:line="360" w:lineRule="auto"/>
+        <w:ind w:firstLine="2268"/>
+        <w:jc w:val="both"/>
+        <w:rPr>
+          <w:rFonts w:ascii="Arial" w:hAnsi="Arial" w:eastAsia="Arial" w:cs="Arial"/>
+          <w:kern w:val="0"/>
+          <w:lang w:val="es-AR"/>
+          <w14:ligatures w14:val="none"/>
+        </w:rPr>
+      </w:pPr>
+      <w:r>
+        <w:rPr>
+          <w:rFonts w:ascii="Arial" w:hAnsi="Arial" w:eastAsia="Arial" w:cs="Arial"/>
+          <w:kern w:val="0"/>
+          <w14:ligatures w14:val="none"/>
+        </w:rPr>
+        <w:t xml:space="preserve">{descripcionRegistroAudiovisual}</w:t>
+      </w:r>
+    </w:p>
+    <w:tbl>
+      <w:tblPr>
+        <w:tblStyle w:val="17"/>
+        <w:tblW w:w="8647" w:type="dxa"/>
+        <w:tblInd w:w="0" w:type="dxa"/>
+        <w:tblBorders>
+          <w:top w:val="nil"/>
+          <w:left w:val="nil"/>
+          <w:bottom w:val="single" w:sz="6" w:space="0" w:color="D9DDE1"/>
+          <w:right w:val="nil"/>
+          <w:insideH w:val="single" w:sz="6" w:space="0" w:color="D9DDE1"/>
+          <w:insideV w:val="nil"/>
+        </w:tblBorders>
+        <w:tblLayout w:type="fixed"/>
+        <w:tblCellMar>
+          <w:top w:w="100" w:type="dxa"/>
+          <w:left w:w="85" w:type="dxa"/>
+          <w:bottom w:w="100" w:type="dxa"/>
+          <w:right w:w="85" w:type="dxa"/>
+        </w:tblCellMar>
+      </w:tblPr>
+      <w:tblGrid>
+        <w:gridCol w:w="3090"/>
+        <w:gridCol w:w="5557"/>
+      </w:tblGrid>
+      <w:tr>
+        <w:trPr>
+          <w:tblHeader/>
+        </w:trPr>
+        <w:tc>
+          <w:tcPr>
+            <w:tcW w:w="3090" w:type="dxa"/>
+            <w:tcBorders>
+              <w:top w:val="nil"/>
+              <w:left w:val="nil"/>
+              <w:bottom w:val="single" w:sz="8" w:space="0" w:color="2F6F12"/>
+              <w:right w:val="nil"/>
+            </w:tcBorders>
+          </w:tcPr>
+          <w:p>
+            <w:pPr>
+              <w:spacing w:after="0" w:line="240" w:lineRule="auto"/>
+              <w:jc w:val="left"/>
+              <w:rPr>
+                <w:rFonts w:ascii="Arial" w:hAnsi="Arial" w:eastAsia="Arial" w:cs="Arial"/>
+                <w:b/>
+                <w:bCs/>
+                <w:caps/>
+                <w:color w:val="5C656E"/>
+                <w:spacing w:val="20"/>
+                <w:sz w:val="16"/>
+                <w:szCs w:val="16"/>
+              </w:rPr>
+            </w:pPr>
+            <w:r>
+              <w:rPr>
+                <w:rFonts w:ascii="Arial" w:hAnsi="Arial" w:eastAsia="Arial" w:cs="Arial"/>
+                <w:b/>
+                <w:bCs/>
+                <w:caps/>
+                <w:color w:val="5C656E"/>
+                <w:spacing w:val="20"/>
+                <w:sz w:val="16"/>
+                <w:szCs w:val="16"/>
+              </w:rPr>
+              <w:t>NOMBRE</w:t>
+            </w:r>
+          </w:p>
+        </w:tc>
+        <w:tc>
+          <w:tcPr>
+            <w:tcW w:w="5557" w:type="dxa"/>
+            <w:tcBorders>
+              <w:top w:val="nil"/>
+              <w:left w:val="nil"/>
+              <w:bottom w:val="single" w:sz="8" w:space="0" w:color="2F6F12"/>
+              <w:right w:val="nil"/>
+            </w:tcBorders>
+          </w:tcPr>
+          <w:p>
+            <w:pPr>
+              <w:spacing w:after="0" w:line="240" w:lineRule="auto"/>
+              <w:jc w:val="left"/>
+              <w:rPr>
+                <w:rFonts w:ascii="Arial" w:hAnsi="Arial" w:eastAsia="Arial" w:cs="Arial"/>
+                <w:b/>
+                <w:bCs/>
+                <w:caps/>
+                <w:color w:val="5C656E"/>
+                <w:spacing w:val="20"/>
+                <w:sz w:val="16"/>
+                <w:szCs w:val="16"/>
+              </w:rPr>
+            </w:pPr>
+            <w:r>
+              <w:rPr>
+                <w:rFonts w:ascii="Arial" w:hAnsi="Arial" w:eastAsia="Arial" w:cs="Arial"/>
+                <w:b/>
+                <w:bCs/>
+                <w:caps/>
+                <w:color w:val="5C656E"/>
+                <w:spacing w:val="20"/>
+                <w:sz w:val="16"/>
+                <w:szCs w:val="16"/>
+              </w:rPr>
+              <w:t>HASH SHA-256</w:t>
+            </w:r>
+          </w:p>
+        </w:tc>
+      </w:tr>
+      <w:tr>
+        <w:trPr>
+          <w:cantSplit/>
+        </w:trPr>
+        <w:tc>
+          <w:tcPr>
+            <w:tcW w:w="3090" w:type="dxa"/>
+            <w:tcBorders>
+              <w:top w:val="nil"/>
+              <w:left w:val="nil"/>
+              <w:bottom w:val="single" w:sz="6" w:space="0" w:color="D9DDE1"/>
+              <w:right w:val="nil"/>
+            </w:tcBorders>
+          </w:tcPr>
+          <w:p>
+            <w:pPr>
+              <w:spacing w:after="0" w:line="240" w:lineRule="auto"/>
+              <w:jc w:val="left"/>
+              <w:rPr>
+                <w:rFonts w:ascii="Arial" w:hAnsi="Arial" w:eastAsia="Arial" w:cs="Arial"/>
+                <w:color w:val="0E1013"/>
+                <w:sz w:val="18"/>
+                <w:szCs w:val="18"/>
+              </w:rPr>
+            </w:pPr>
+            <w:r>
+              <w:rPr>
+                <w:rFonts w:ascii="Arial" w:hAnsi="Arial" w:eastAsia="Arial" w:cs="Arial"/>
+                <w:color w:val="0E1013"/>
+                <w:sz w:val="18"/>
+                <w:szCs w:val="18"/>
+              </w:rPr>
+              <w:t xml:space="preserve">{nombreArchivoSesion}</w:t>
+            </w:r>
+          </w:p>
+        </w:tc>
+        <w:tc>
+          <w:tcPr>
+            <w:tcW w:w="5557" w:type="dxa"/>
+            <w:tcBorders>
+              <w:top w:val="nil"/>
+              <w:left w:val="nil"/>
+              <w:bottom w:val="single" w:sz="6" w:space="0" w:color="D9DDE1"/>
+              <w:right w:val="nil"/>
+            </w:tcBorders>
+          </w:tcPr>
+          <w:p>
+            <w:pPr>
+              <w:spacing w:after="0" w:line="240" w:lineRule="auto"/>
+              <w:jc w:val="left"/>
+              <w:rPr>
+                <w:rFonts w:ascii="Courier New" w:hAnsi="Courier New" w:eastAsia="Courier New" w:cs="Courier New"/>
+                <w:color w:val="0E1013"/>
+                <w:sz w:val="16"/>
+                <w:szCs w:val="16"/>
+              </w:rPr>
+            </w:pPr>
+            <w:r>
+              <w:rPr>
+                <w:rFonts w:ascii="Courier New" w:hAnsi="Courier New" w:eastAsia="Courier New" w:cs="Courier New"/>
+                <w:color w:val="0E1013"/>
+                <w:sz w:val="16"/>
+                <w:szCs w:val="16"/>
+              </w:rPr>
+              <w:t xml:space="preserve">{hashArchivoSesion}</w:t>
+            </w:r>
+          </w:p>
+        </w:tc>
+      </w:tr>
+    </w:tbl>
+    <w:p>
+      <w:pPr>
+        <w:spacing w:after="0" w:line="360" w:lineRule="auto"/>
+        <w:ind w:firstLine="2268"/>
+        <w:jc w:val="both"/>
+        <w:rPr>
+          <w:rFonts w:ascii="Arial" w:hAnsi="Arial" w:eastAsia="Arial" w:cs="Arial"/>
+          <w:kern w:val="0"/>
+          <w:lang w:val="es-AR"/>
+          <w14:ligatures w14:val="none"/>
+        </w:rPr>
+      </w:pPr>
+      <w:r>
+        <w:rPr>
+          <w:rFonts w:ascii="Arial" w:hAnsi="Arial" w:eastAsia="Arial" w:cs="Arial"/>
+          <w:kern w:val="0"/>
+          <w14:ligatures w14:val="none"/>
+        </w:rPr>
+        <w:t xml:space="preserve">{detalleRegistroAudiovisual}</w:t>
+      </w:r>
+    </w:p>
+    <w:p>
+      <w:pPr>
+        <w:spacing w:after="0" w:line="240" w:lineRule="auto"/>
+        <w:rPr>
+          <w:rFonts w:ascii="Arial" w:hAnsi="Arial" w:eastAsia="Arial" w:cs="Arial"/>
+        </w:rPr>
+      </w:pPr>
+      <w:r>
+        <w:rPr>
+          <w:rFonts w:ascii="Arial" w:hAnsi="Arial" w:eastAsia="Arial" w:cs="Arial"/>
+        </w:rPr>
+        <w:t>{/registroAudiovisual}</w:t>
       </w:r>
     </w:p>
     <w:p>
